--- a/zht/docx/048.content.docx
+++ b/zht/docx/048.content.docx
@@ -239,18 +239,13 @@
         </w:rPr>
         <w:t>因為只要血在我們體內，就代表有生命，流血代表死亡。 任何死的東西都象徵著，</w:t>
       </w:r>
-      <w:hyperlink r:id="rId13">
-        <w:r>
-          <w:rPr>
-            <w:lang w:val="zh_TW" w:bidi="zh_TW"/>
-          </w:rPr>
-          <w:rPr>
-            <w:color w:val="0000EE"/>
-            <w:u w:val="single"/>
-          </w:rPr>
-          <w:t>罪</w:t>
-        </w:r>
-      </w:hyperlink>
+      <w:r>
+        <w:rPr>
+          <w:b/>
+          <w:lang w:val="zh_TW" w:bidi="zh_TW"/>
+        </w:rPr>
+        <w:t>罪</w:t>
+      </w:r>
       <w:r>
         <w:rPr>
           <w:lang w:val="zh_TW" w:bidi="zh_TW"/>
@@ -327,35 +322,34 @@
       </w:r>
       <w:r>
         <w:rPr>
+          <w:lang w:val="zh_TW" w:bidi="zh_TW"/>
+        </w:rPr>
+        <w:t>以色列人</w:t>
+      </w:r>
+      <w:r>
+        <w:rPr>
+          <w:lang w:val="zh_TW" w:bidi="zh_TW"/>
+        </w:rPr>
+        <w:t>向神</w:t>
+      </w:r>
+      <w:r>
+        <w:rPr>
           <w:b/>
           <w:lang w:val="zh_TW" w:bidi="zh_TW"/>
         </w:rPr>
-        <w:t>以色列人</w:t>
-      </w:r>
-      <w:r>
-        <w:rPr>
-          <w:lang w:val="zh_TW" w:bidi="zh_TW"/>
-        </w:rPr>
-        <w:t>向神</w:t>
+        <w:t>獻祭</w:t>
+      </w:r>
+      <w:r>
+        <w:rPr>
+          <w:lang w:val="zh_TW" w:bidi="zh_TW"/>
+        </w:rPr>
+        <w:t>的重要組成部分。 當</w:t>
       </w:r>
       <w:r>
         <w:rPr>
           <w:b/>
           <w:lang w:val="zh_TW" w:bidi="zh_TW"/>
         </w:rPr>
-        <w:t>獻祭</w:t>
-      </w:r>
-      <w:r>
-        <w:rPr>
-          <w:lang w:val="zh_TW" w:bidi="zh_TW"/>
-        </w:rPr>
-        <w:t>的重要組成部分。 當</w:t>
-      </w:r>
-      <w:r>
-        <w:rPr>
-          <w:b/>
-          <w:lang w:val="zh_TW" w:bidi="zh_TW"/>
-        </w:rPr>
         <w:t>祭司</w:t>
       </w:r>
       <w:r>
@@ -364,18 +358,12 @@
         </w:rPr>
         <w:t>把祭物獻給神時，他們收集他們所獻動物的血。 根據不同的儀式，祭司會把血灑在</w:t>
       </w:r>
-      <w:hyperlink r:id="rId14">
-        <w:r>
-          <w:rPr>
-            <w:lang w:val="zh_TW" w:bidi="zh_TW"/>
-          </w:rPr>
-          <w:rPr>
-            <w:color w:val="0000EE"/>
-            <w:u w:val="single"/>
-          </w:rPr>
-          <w:t>壇</w:t>
-        </w:r>
-      </w:hyperlink>
+      <w:r>
+        <w:rPr>
+          <w:lang w:val="zh_TW" w:bidi="zh_TW"/>
+        </w:rPr>
+        <w:t>壇</w:t>
+      </w:r>
       <w:r>
         <w:rPr>
           <w:lang w:val="zh_TW" w:bidi="zh_TW"/>
@@ -396,36 +384,25 @@
         </w:rPr>
         <w:t>血也被用來建立一個正式的約定，它被稱作</w:t>
       </w:r>
-      <w:hyperlink r:id="rId15">
-        <w:r>
-          <w:rPr>
-            <w:lang w:val="zh_TW" w:bidi="zh_TW"/>
-          </w:rPr>
-          <w:rPr>
-            <w:color w:val="0000EE"/>
-            <w:u w:val="single"/>
-          </w:rPr>
-          <w:t>約</w:t>
-        </w:r>
-      </w:hyperlink>
+      <w:r>
+        <w:rPr>
+          <w:b/>
+          <w:lang w:val="zh_TW" w:bidi="zh_TW"/>
+        </w:rPr>
+        <w:t>約</w:t>
+      </w:r>
       <w:r>
         <w:rPr>
           <w:lang w:val="zh_TW" w:bidi="zh_TW"/>
         </w:rPr>
         <w:t>。 當神與</w:t>
       </w:r>
-      <w:hyperlink r:id="rId16">
-        <w:r>
-          <w:rPr>
-            <w:lang w:val="zh_TW" w:bidi="zh_TW"/>
-          </w:rPr>
-          <w:rPr>
-            <w:color w:val="0000EE"/>
-            <w:u w:val="single"/>
-          </w:rPr>
-          <w:t>亞伯拉罕</w:t>
-        </w:r>
-      </w:hyperlink>
+      <w:r>
+        <w:rPr>
+          <w:lang w:val="zh_TW" w:bidi="zh_TW"/>
+        </w:rPr>
+        <w:t>亞伯拉罕</w:t>
+      </w:r>
       <w:r>
         <w:rPr>
           <w:lang w:val="zh_TW" w:bidi="zh_TW"/>
